--- a/9_figures/output/appendix_tableF1.docx
+++ b/9_figures/output/appendix_tableF1.docx
@@ -1522,7 +1522,7 @@
                 <w:szCs w:val="20"/>
                 <w:color w:val="000000"/>
               </w:rPr>
-              <w:t xml:space="preserve">$368,636</w:t>
+              <w:t xml:space="preserve">$366,368</w:t>
             </w:r>
           </w:p>
         </w:tc>
@@ -1684,7 +1684,7 @@
                 <w:szCs w:val="20"/>
                 <w:color w:val="000000"/>
               </w:rPr>
-              <w:t xml:space="preserve">$337,958</w:t>
+              <w:t xml:space="preserve">$337,166</w:t>
             </w:r>
           </w:p>
         </w:tc>
@@ -1788,7 +1788,7 @@
                 <w:szCs w:val="20"/>
                 <w:color w:val="000000"/>
               </w:rPr>
-              <w:t xml:space="preserve">$986,500</w:t>
+              <w:t xml:space="preserve">$976,000</w:t>
             </w:r>
           </w:p>
         </w:tc>
@@ -2379,7 +2379,7 @@
                 <w:szCs w:val="18"/>
                 <w:color w:val="000000"/>
               </w:rPr>
-              <w:t xml:space="preserve">Note: Average age, number of people, and number of households are based on the income sample (1969-2023), which contains 2,906 unique kin groups. Median wealth is based on the wealth sample (1984-2023) and includes home equity. Size and median values are weighted using PSID family and constructed kin group weights (see Methods). Pooled across all years, the wealth sample contains 122,069 household-years and 26,655 kin group-years (46,287 and 8,470 Black, respectively) from 2,636 unique kin groups, with an average size of 2.27 individuals per household and 10.56 individuals (4.18 households) per kin group, and an average age of 36.3 for households and 34.1 for kin groups. Estimates are adjusted for inflation and expressed in 2023 dollars.</w:t>
+              <w:t xml:space="preserve">Note: Average age, number of people, and number of households are based on the income sample (1969-2023), which contains 2,906 unique kin groups. Median wealth is based on the wealth sample (1984-2023) and includes home equity. Size and median values are weighted using PSID family and constructed kin group weights (see Methods). Pooled across all years, the wealth sample contains 122,069 household-years and 26,655 kin group-years (46,287 and 8,470 Black, respectively) from 2,636 unique kin groups, with an average size of 2.27 individuals per household and 10.56 individuals (4.18 households) per kin group, and an average age of 36.3 for households and 34.1 for kin groups. Median income and wealth include households and kin groups with negative income or wealth. Estimates are weighted, adjusted for inflation, and expressed in 2023 dollars.</w:t>
             </w:r>
           </w:p>
         </w:tc>
